--- a/BOISDUR_exercise2.docx
+++ b/BOISDUR_exercise2.docx
@@ -27,6 +27,27 @@
         <w:rPr>
           <w:rStyle w:val="CommentTok"/>
         </w:rPr>
+        <w:t xml:space="preserve">#| message: false</w:t>
+      </w:r>
+      <w:r>
+        <w:br/>
+      </w:r>
+      <w:r>
+        <w:rPr>
+          <w:rStyle w:val="CommentTok"/>
+        </w:rPr>
+        <w:t xml:space="preserve">#| warning: false</w:t>
+      </w:r>
+      <w:r>
+        <w:br/>
+      </w:r>
+      <w:r>
+        <w:br/>
+      </w:r>
+      <w:r>
+        <w:rPr>
+          <w:rStyle w:val="CommentTok"/>
+        </w:rPr>
         <w:t xml:space="preserve"># Packages</w:t>
       </w:r>
       <w:r>
@@ -350,40 +371,310 @@
         <w:rPr>
           <w:rStyle w:val="CommentTok"/>
         </w:rPr>
-        <w:t xml:space="preserve"># Load the dataset explicitly</w:t>
-      </w:r>
-      <w:r>
-        <w:br/>
+        <w:t xml:space="preserve"># Data</w:t>
+      </w:r>
+      <w:r>
+        <w:br/>
+      </w:r>
+      <w:r>
+        <w:rPr>
+          <w:rStyle w:val="NormalTok"/>
+        </w:rPr>
+        <w:t xml:space="preserve">consult </w:t>
+      </w:r>
+      <w:r>
+        <w:rPr>
+          <w:rStyle w:val="OtherTok"/>
+        </w:rPr>
+        <w:t xml:space="preserve">&lt;-</w:t>
+      </w:r>
+      <w:r>
+        <w:rPr>
+          <w:rStyle w:val="NormalTok"/>
+        </w:rPr>
+        <w:t xml:space="preserve"> Cross.Parker.Consulting.net.info</w:t>
+      </w:r>
+      <w:r>
+        <w:br/>
+      </w:r>
+      <w:r>
+        <w:br/>
+      </w:r>
+      <w:r>
+        <w:rPr>
+          <w:rStyle w:val="NormalTok"/>
+        </w:rPr>
+        <w:t xml:space="preserve">consult</w:t>
+      </w:r>
+      <w:r>
+        <w:rPr>
+          <w:rStyle w:val="SpecialCharTok"/>
+        </w:rPr>
+        <w:t xml:space="preserve">$</w:t>
+      </w:r>
+      <w:r>
+        <w:rPr>
+          <w:rStyle w:val="NormalTok"/>
+        </w:rPr>
+        <w:t xml:space="preserve">w </w:t>
+      </w:r>
+      <w:r>
+        <w:rPr>
+          <w:rStyle w:val="OtherTok"/>
+        </w:rPr>
+        <w:t xml:space="preserve">&lt;-</w:t>
+      </w:r>
+      <w:r>
+        <w:rPr>
+          <w:rStyle w:val="NormalTok"/>
+        </w:rPr>
+        <w:t xml:space="preserve"> </w:t>
       </w:r>
       <w:r>
         <w:rPr>
           <w:rStyle w:val="FunctionTok"/>
         </w:rPr>
-        <w:t xml:space="preserve">data</w:t>
-      </w:r>
-      <w:r>
-        <w:rPr>
-          <w:rStyle w:val="NormalTok"/>
-        </w:rPr>
-        <w:t xml:space="preserve">(</w:t>
+        <w:t xml:space="preserve">ifelse</w:t>
+      </w:r>
+      <w:r>
+        <w:rPr>
+          <w:rStyle w:val="NormalTok"/>
+        </w:rPr>
+        <w:t xml:space="preserve">(consult</w:t>
+      </w:r>
+      <w:r>
+        <w:rPr>
+          <w:rStyle w:val="SpecialCharTok"/>
+        </w:rPr>
+        <w:t xml:space="preserve">$</w:t>
+      </w:r>
+      <w:r>
+        <w:rPr>
+          <w:rStyle w:val="NormalTok"/>
+        </w:rPr>
+        <w:t xml:space="preserve">w </w:t>
+      </w:r>
+      <w:r>
+        <w:rPr>
+          <w:rStyle w:val="SpecialCharTok"/>
+        </w:rPr>
+        <w:t xml:space="preserve">&lt;</w:t>
+      </w:r>
+      <w:r>
+        <w:rPr>
+          <w:rStyle w:val="NormalTok"/>
+        </w:rPr>
+        <w:t xml:space="preserve"> </w:t>
+      </w:r>
+      <w:r>
+        <w:rPr>
+          <w:rStyle w:val="DecValTok"/>
+        </w:rPr>
+        <w:t xml:space="preserve">4</w:t>
+      </w:r>
+      <w:r>
+        <w:rPr>
+          <w:rStyle w:val="NormalTok"/>
+        </w:rPr>
+        <w:t xml:space="preserve">, </w:t>
+      </w:r>
+      <w:r>
+        <w:rPr>
+          <w:rStyle w:val="DecValTok"/>
+        </w:rPr>
+        <w:t xml:space="preserve">0</w:t>
+      </w:r>
+      <w:r>
+        <w:rPr>
+          <w:rStyle w:val="NormalTok"/>
+        </w:rPr>
+        <w:t xml:space="preserve">, </w:t>
+      </w:r>
+      <w:r>
+        <w:rPr>
+          <w:rStyle w:val="DecValTok"/>
+        </w:rPr>
+        <w:t xml:space="preserve">1</w:t>
+      </w:r>
+      <w:r>
+        <w:rPr>
+          <w:rStyle w:val="NormalTok"/>
+        </w:rPr>
+        <w:t xml:space="preserve">)</w:t>
+      </w:r>
+      <w:r>
+        <w:br/>
+      </w:r>
+      <w:r>
+        <w:br/>
+      </w:r>
+      <w:r>
+        <w:rPr>
+          <w:rStyle w:val="NormalTok"/>
+        </w:rPr>
+        <w:t xml:space="preserve">consult </w:t>
+      </w:r>
+      <w:r>
+        <w:rPr>
+          <w:rStyle w:val="OtherTok"/>
+        </w:rPr>
+        <w:t xml:space="preserve">&lt;-</w:t>
+      </w:r>
+      <w:r>
+        <w:rPr>
+          <w:rStyle w:val="NormalTok"/>
+        </w:rPr>
+        <w:t xml:space="preserve"> consult[consult</w:t>
+      </w:r>
+      <w:r>
+        <w:rPr>
+          <w:rStyle w:val="SpecialCharTok"/>
+        </w:rPr>
+        <w:t xml:space="preserve">$</w:t>
+      </w:r>
+      <w:r>
+        <w:rPr>
+          <w:rStyle w:val="NormalTok"/>
+        </w:rPr>
+        <w:t xml:space="preserve">w </w:t>
+      </w:r>
+      <w:r>
+        <w:rPr>
+          <w:rStyle w:val="SpecialCharTok"/>
+        </w:rPr>
+        <w:t xml:space="preserve">==</w:t>
+      </w:r>
+      <w:r>
+        <w:rPr>
+          <w:rStyle w:val="NormalTok"/>
+        </w:rPr>
+        <w:t xml:space="preserve"> </w:t>
+      </w:r>
+      <w:r>
+        <w:rPr>
+          <w:rStyle w:val="DecValTok"/>
+        </w:rPr>
+        <w:t xml:space="preserve">1</w:t>
+      </w:r>
+      <w:r>
+        <w:rPr>
+          <w:rStyle w:val="NormalTok"/>
+        </w:rPr>
+        <w:t xml:space="preserve">, ]</w:t>
+      </w:r>
+      <w:r>
+        <w:br/>
+      </w:r>
+      <w:r>
+        <w:br/>
+      </w:r>
+      <w:r>
+        <w:rPr>
+          <w:rStyle w:val="NormalTok"/>
+        </w:rPr>
+        <w:t xml:space="preserve">consult </w:t>
+      </w:r>
+      <w:r>
+        <w:rPr>
+          <w:rStyle w:val="OtherTok"/>
+        </w:rPr>
+        <w:t xml:space="preserve">&lt;-</w:t>
+      </w:r>
+      <w:r>
+        <w:rPr>
+          <w:rStyle w:val="NormalTok"/>
+        </w:rPr>
+        <w:t xml:space="preserve"> </w:t>
+      </w:r>
+      <w:r>
+        <w:rPr>
+          <w:rStyle w:val="FunctionTok"/>
+        </w:rPr>
+        <w:t xml:space="preserve">network</w:t>
+      </w:r>
+      <w:r>
+        <w:rPr>
+          <w:rStyle w:val="NormalTok"/>
+        </w:rPr>
+        <w:t xml:space="preserve">(consult[, </w:t>
+      </w:r>
+      <w:r>
+        <w:rPr>
+          <w:rStyle w:val="DecValTok"/>
+        </w:rPr>
+        <w:t xml:space="preserve">1</w:t>
+      </w:r>
+      <w:r>
+        <w:rPr>
+          <w:rStyle w:val="SpecialCharTok"/>
+        </w:rPr>
+        <w:t xml:space="preserve">:</w:t>
+      </w:r>
+      <w:r>
+        <w:rPr>
+          <w:rStyle w:val="DecValTok"/>
+        </w:rPr>
+        <w:t xml:space="preserve">2</w:t>
+      </w:r>
+      <w:r>
+        <w:rPr>
+          <w:rStyle w:val="NormalTok"/>
+        </w:rPr>
+        <w:t xml:space="preserve">], </w:t>
+      </w:r>
+      <w:r>
+        <w:rPr>
+          <w:rStyle w:val="AttributeTok"/>
+        </w:rPr>
+        <w:t xml:space="preserve">directed =</w:t>
+      </w:r>
+      <w:r>
+        <w:rPr>
+          <w:rStyle w:val="NormalTok"/>
+        </w:rPr>
+        <w:t xml:space="preserve"> </w:t>
+      </w:r>
+      <w:r>
+        <w:rPr>
+          <w:rStyle w:val="ConstantTok"/>
+        </w:rPr>
+        <w:t xml:space="preserve">TRUE</w:t>
+      </w:r>
+      <w:r>
+        <w:rPr>
+          <w:rStyle w:val="NormalTok"/>
+        </w:rPr>
+        <w:t xml:space="preserve">)</w:t>
+      </w:r>
+      <w:r>
+        <w:br/>
+      </w:r>
+      <w:r>
+        <w:br/>
+      </w:r>
+      <w:r>
+        <w:rPr>
+          <w:rStyle w:val="NormalTok"/>
+        </w:rPr>
+        <w:t xml:space="preserve">consult </w:t>
+      </w:r>
+      <w:r>
+        <w:rPr>
+          <w:rStyle w:val="SpecialCharTok"/>
+        </w:rPr>
+        <w:t xml:space="preserve">%v%</w:t>
+      </w:r>
+      <w:r>
+        <w:rPr>
+          <w:rStyle w:val="NormalTok"/>
+        </w:rPr>
+        <w:t xml:space="preserve"> </w:t>
       </w:r>
       <w:r>
         <w:rPr>
           <w:rStyle w:val="StringTok"/>
         </w:rPr>
-        <w:t xml:space="preserve">"Cross.Parker.Consulting.net.info"</w:t>
-      </w:r>
-      <w:r>
-        <w:rPr>
-          <w:rStyle w:val="NormalTok"/>
-        </w:rPr>
-        <w:t xml:space="preserve">, </w:t>
-      </w:r>
-      <w:r>
-        <w:rPr>
-          <w:rStyle w:val="AttributeTok"/>
-        </w:rPr>
-        <w:t xml:space="preserve">package =</w:t>
+        <w:t xml:space="preserve">"gender"</w:t>
       </w:r>
       <w:r>
         <w:rPr>
@@ -393,70 +684,87 @@
       </w:r>
       <w:r>
         <w:rPr>
+          <w:rStyle w:val="OtherTok"/>
+        </w:rPr>
+        <w:t xml:space="preserve">&lt;-</w:t>
+      </w:r>
+      <w:r>
+        <w:rPr>
+          <w:rStyle w:val="NormalTok"/>
+        </w:rPr>
+        <w:t xml:space="preserve"> Cross.Parker.Consulting.node.gender</w:t>
+      </w:r>
+      <w:r>
+        <w:br/>
+      </w:r>
+      <w:r>
+        <w:rPr>
+          <w:rStyle w:val="NormalTok"/>
+        </w:rPr>
+        <w:t xml:space="preserve">consult </w:t>
+      </w:r>
+      <w:r>
+        <w:rPr>
+          <w:rStyle w:val="SpecialCharTok"/>
+        </w:rPr>
+        <w:t xml:space="preserve">%v%</w:t>
+      </w:r>
+      <w:r>
+        <w:rPr>
+          <w:rStyle w:val="NormalTok"/>
+        </w:rPr>
+        <w:t xml:space="preserve"> </w:t>
+      </w:r>
+      <w:r>
+        <w:rPr>
           <w:rStyle w:val="StringTok"/>
         </w:rPr>
-        <w:t xml:space="preserve">"tnet"</w:t>
-      </w:r>
-      <w:r>
-        <w:rPr>
-          <w:rStyle w:val="NormalTok"/>
-        </w:rPr>
-        <w:t xml:space="preserve">)</w:t>
-      </w:r>
-    </w:p>
-    <w:p>
-      <w:pPr>
-        <w:pStyle w:val="SourceCode"/>
-      </w:pPr>
-      <w:r>
-        <w:rPr>
-          <w:rStyle w:val="VerbatimChar"/>
-        </w:rPr>
-        <w:t xml:space="preserve">Warning in data("Cross.Parker.Consulting.net.info", package = "tnet"): data set</w:t>
-      </w:r>
-      <w:r>
-        <w:br/>
-      </w:r>
-      <w:r>
-        <w:rPr>
-          <w:rStyle w:val="VerbatimChar"/>
-        </w:rPr>
-        <w:t xml:space="preserve">'Cross.Parker.Consulting.net.info' not found</w:t>
-      </w:r>
-    </w:p>
-    <w:p>
-      <w:pPr>
-        <w:pStyle w:val="SourceCode"/>
-      </w:pPr>
-      <w:r>
-        <w:rPr>
-          <w:rStyle w:val="FunctionTok"/>
-        </w:rPr>
-        <w:t xml:space="preserve">data</w:t>
-      </w:r>
-      <w:r>
-        <w:rPr>
-          <w:rStyle w:val="NormalTok"/>
-        </w:rPr>
-        <w:t xml:space="preserve">(</w:t>
+        <w:t xml:space="preserve">"region"</w:t>
+      </w:r>
+      <w:r>
+        <w:rPr>
+          <w:rStyle w:val="NormalTok"/>
+        </w:rPr>
+        <w:t xml:space="preserve"> </w:t>
+      </w:r>
+      <w:r>
+        <w:rPr>
+          <w:rStyle w:val="OtherTok"/>
+        </w:rPr>
+        <w:t xml:space="preserve">&lt;-</w:t>
+      </w:r>
+      <w:r>
+        <w:rPr>
+          <w:rStyle w:val="NormalTok"/>
+        </w:rPr>
+        <w:t xml:space="preserve"> Cross.Parker.Consulting.node.region</w:t>
+      </w:r>
+      <w:r>
+        <w:br/>
+      </w:r>
+      <w:r>
+        <w:rPr>
+          <w:rStyle w:val="NormalTok"/>
+        </w:rPr>
+        <w:t xml:space="preserve">consult </w:t>
+      </w:r>
+      <w:r>
+        <w:rPr>
+          <w:rStyle w:val="SpecialCharTok"/>
+        </w:rPr>
+        <w:t xml:space="preserve">%v%</w:t>
+      </w:r>
+      <w:r>
+        <w:rPr>
+          <w:rStyle w:val="NormalTok"/>
+        </w:rPr>
+        <w:t xml:space="preserve"> </w:t>
       </w:r>
       <w:r>
         <w:rPr>
           <w:rStyle w:val="StringTok"/>
         </w:rPr>
-        <w:t xml:space="preserve">"Cross.Parker.Consulting.node.gender"</w:t>
-      </w:r>
-      <w:r>
-        <w:rPr>
-          <w:rStyle w:val="NormalTok"/>
-        </w:rPr>
-        <w:t xml:space="preserve">, </w:t>
-      </w:r>
-      <w:r>
-        <w:rPr>
-          <w:rStyle w:val="AttributeTok"/>
-        </w:rPr>
-        <w:t xml:space="preserve">package =</w:t>
+        <w:t xml:space="preserve">"orglevel"</w:t>
       </w:r>
       <w:r>
         <w:rPr>
@@ -466,281 +774,6 @@
       </w:r>
       <w:r>
         <w:rPr>
-          <w:rStyle w:val="StringTok"/>
-        </w:rPr>
-        <w:t xml:space="preserve">"tnet"</w:t>
-      </w:r>
-      <w:r>
-        <w:rPr>
-          <w:rStyle w:val="NormalTok"/>
-        </w:rPr>
-        <w:t xml:space="preserve">)</w:t>
-      </w:r>
-    </w:p>
-    <w:p>
-      <w:pPr>
-        <w:pStyle w:val="SourceCode"/>
-      </w:pPr>
-      <w:r>
-        <w:rPr>
-          <w:rStyle w:val="VerbatimChar"/>
-        </w:rPr>
-        <w:t xml:space="preserve">Warning in data("Cross.Parker.Consulting.node.gender", package = "tnet"): data</w:t>
-      </w:r>
-      <w:r>
-        <w:br/>
-      </w:r>
-      <w:r>
-        <w:rPr>
-          <w:rStyle w:val="VerbatimChar"/>
-        </w:rPr>
-        <w:t xml:space="preserve">set 'Cross.Parker.Consulting.node.gender' not found</w:t>
-      </w:r>
-    </w:p>
-    <w:p>
-      <w:pPr>
-        <w:pStyle w:val="SourceCode"/>
-      </w:pPr>
-      <w:r>
-        <w:rPr>
-          <w:rStyle w:val="FunctionTok"/>
-        </w:rPr>
-        <w:t xml:space="preserve">data</w:t>
-      </w:r>
-      <w:r>
-        <w:rPr>
-          <w:rStyle w:val="NormalTok"/>
-        </w:rPr>
-        <w:t xml:space="preserve">(</w:t>
-      </w:r>
-      <w:r>
-        <w:rPr>
-          <w:rStyle w:val="StringTok"/>
-        </w:rPr>
-        <w:t xml:space="preserve">"Cross.Parker.Consulting.node.region"</w:t>
-      </w:r>
-      <w:r>
-        <w:rPr>
-          <w:rStyle w:val="NormalTok"/>
-        </w:rPr>
-        <w:t xml:space="preserve">, </w:t>
-      </w:r>
-      <w:r>
-        <w:rPr>
-          <w:rStyle w:val="AttributeTok"/>
-        </w:rPr>
-        <w:t xml:space="preserve">package =</w:t>
-      </w:r>
-      <w:r>
-        <w:rPr>
-          <w:rStyle w:val="NormalTok"/>
-        </w:rPr>
-        <w:t xml:space="preserve"> </w:t>
-      </w:r>
-      <w:r>
-        <w:rPr>
-          <w:rStyle w:val="StringTok"/>
-        </w:rPr>
-        <w:t xml:space="preserve">"tnet"</w:t>
-      </w:r>
-      <w:r>
-        <w:rPr>
-          <w:rStyle w:val="NormalTok"/>
-        </w:rPr>
-        <w:t xml:space="preserve">)</w:t>
-      </w:r>
-    </w:p>
-    <w:p>
-      <w:pPr>
-        <w:pStyle w:val="SourceCode"/>
-      </w:pPr>
-      <w:r>
-        <w:rPr>
-          <w:rStyle w:val="VerbatimChar"/>
-        </w:rPr>
-        <w:t xml:space="preserve">Warning in data("Cross.Parker.Consulting.node.region", package = "tnet"): data</w:t>
-      </w:r>
-      <w:r>
-        <w:br/>
-      </w:r>
-      <w:r>
-        <w:rPr>
-          <w:rStyle w:val="VerbatimChar"/>
-        </w:rPr>
-        <w:t xml:space="preserve">set 'Cross.Parker.Consulting.node.region' not found</w:t>
-      </w:r>
-    </w:p>
-    <w:p>
-      <w:pPr>
-        <w:pStyle w:val="SourceCode"/>
-      </w:pPr>
-      <w:r>
-        <w:rPr>
-          <w:rStyle w:val="FunctionTok"/>
-        </w:rPr>
-        <w:t xml:space="preserve">data</w:t>
-      </w:r>
-      <w:r>
-        <w:rPr>
-          <w:rStyle w:val="NormalTok"/>
-        </w:rPr>
-        <w:t xml:space="preserve">(</w:t>
-      </w:r>
-      <w:r>
-        <w:rPr>
-          <w:rStyle w:val="StringTok"/>
-        </w:rPr>
-        <w:t xml:space="preserve">"Cross.Parker.Consulting.node.orglevel"</w:t>
-      </w:r>
-      <w:r>
-        <w:rPr>
-          <w:rStyle w:val="NormalTok"/>
-        </w:rPr>
-        <w:t xml:space="preserve">, </w:t>
-      </w:r>
-      <w:r>
-        <w:rPr>
-          <w:rStyle w:val="AttributeTok"/>
-        </w:rPr>
-        <w:t xml:space="preserve">package =</w:t>
-      </w:r>
-      <w:r>
-        <w:rPr>
-          <w:rStyle w:val="NormalTok"/>
-        </w:rPr>
-        <w:t xml:space="preserve"> </w:t>
-      </w:r>
-      <w:r>
-        <w:rPr>
-          <w:rStyle w:val="StringTok"/>
-        </w:rPr>
-        <w:t xml:space="preserve">"tnet"</w:t>
-      </w:r>
-      <w:r>
-        <w:rPr>
-          <w:rStyle w:val="NormalTok"/>
-        </w:rPr>
-        <w:t xml:space="preserve">)</w:t>
-      </w:r>
-    </w:p>
-    <w:p>
-      <w:pPr>
-        <w:pStyle w:val="SourceCode"/>
-      </w:pPr>
-      <w:r>
-        <w:rPr>
-          <w:rStyle w:val="VerbatimChar"/>
-        </w:rPr>
-        <w:t xml:space="preserve">Warning in data("Cross.Parker.Consulting.node.orglevel", package = "tnet"):</w:t>
-      </w:r>
-      <w:r>
-        <w:br/>
-      </w:r>
-      <w:r>
-        <w:rPr>
-          <w:rStyle w:val="VerbatimChar"/>
-        </w:rPr>
-        <w:t xml:space="preserve">data set 'Cross.Parker.Consulting.node.orglevel' not found</w:t>
-      </w:r>
-    </w:p>
-    <w:p>
-      <w:pPr>
-        <w:pStyle w:val="SourceCode"/>
-      </w:pPr>
-      <w:r>
-        <w:rPr>
-          <w:rStyle w:val="CommentTok"/>
-        </w:rPr>
-        <w:t xml:space="preserve"># Check that the data are available</w:t>
-      </w:r>
-      <w:r>
-        <w:br/>
-      </w:r>
-      <w:r>
-        <w:rPr>
-          <w:rStyle w:val="FunctionTok"/>
-        </w:rPr>
-        <w:t xml:space="preserve">exists</w:t>
-      </w:r>
-      <w:r>
-        <w:rPr>
-          <w:rStyle w:val="NormalTok"/>
-        </w:rPr>
-        <w:t xml:space="preserve">(</w:t>
-      </w:r>
-      <w:r>
-        <w:rPr>
-          <w:rStyle w:val="StringTok"/>
-        </w:rPr>
-        <w:t xml:space="preserve">"Cross.Parker.Consulting.net.info"</w:t>
-      </w:r>
-      <w:r>
-        <w:rPr>
-          <w:rStyle w:val="NormalTok"/>
-        </w:rPr>
-        <w:t xml:space="preserve">)</w:t>
-      </w:r>
-    </w:p>
-    <w:p>
-      <w:pPr>
-        <w:pStyle w:val="SourceCode"/>
-      </w:pPr>
-      <w:r>
-        <w:rPr>
-          <w:rStyle w:val="VerbatimChar"/>
-        </w:rPr>
-        <w:t xml:space="preserve">[1] TRUE</w:t>
-      </w:r>
-    </w:p>
-    <w:p>
-      <w:pPr>
-        <w:pStyle w:val="SourceCode"/>
-      </w:pPr>
-      <w:r>
-        <w:rPr>
-          <w:rStyle w:val="FunctionTok"/>
-        </w:rPr>
-        <w:t xml:space="preserve">length</w:t>
-      </w:r>
-      <w:r>
-        <w:rPr>
-          <w:rStyle w:val="NormalTok"/>
-        </w:rPr>
-        <w:t xml:space="preserve">(Cross.Parker.Consulting.node.gender)</w:t>
-      </w:r>
-    </w:p>
-    <w:p>
-      <w:pPr>
-        <w:pStyle w:val="SourceCode"/>
-      </w:pPr>
-      <w:r>
-        <w:rPr>
-          <w:rStyle w:val="VerbatimChar"/>
-        </w:rPr>
-        <w:t xml:space="preserve">[1] 46</w:t>
-      </w:r>
-    </w:p>
-    <w:p>
-      <w:pPr>
-        <w:pStyle w:val="SourceCode"/>
-      </w:pPr>
-      <w:r>
-        <w:rPr>
-          <w:rStyle w:val="CommentTok"/>
-        </w:rPr>
-        <w:t xml:space="preserve"># Data</w:t>
-      </w:r>
-      <w:r>
-        <w:br/>
-      </w:r>
-      <w:r>
-        <w:rPr>
-          <w:rStyle w:val="NormalTok"/>
-        </w:rPr>
-        <w:t xml:space="preserve">consult </w:t>
-      </w:r>
-      <w:r>
-        <w:rPr>
           <w:rStyle w:val="OtherTok"/>
         </w:rPr>
         <w:t xml:space="preserve">&lt;-</w:t>
@@ -749,400 +782,7 @@
         <w:rPr>
           <w:rStyle w:val="NormalTok"/>
         </w:rPr>
-        <w:t xml:space="preserve"> Cross.Parker.Consulting.net.info</w:t>
-      </w:r>
-      <w:r>
-        <w:br/>
-      </w:r>
-      <w:r>
-        <w:br/>
-      </w:r>
-      <w:r>
-        <w:rPr>
-          <w:rStyle w:val="NormalTok"/>
-        </w:rPr>
-        <w:t xml:space="preserve">consult</w:t>
-      </w:r>
-      <w:r>
-        <w:rPr>
-          <w:rStyle w:val="SpecialCharTok"/>
-        </w:rPr>
-        <w:t xml:space="preserve">$</w:t>
-      </w:r>
-      <w:r>
-        <w:rPr>
-          <w:rStyle w:val="NormalTok"/>
-        </w:rPr>
-        <w:t xml:space="preserve">w </w:t>
-      </w:r>
-      <w:r>
-        <w:rPr>
-          <w:rStyle w:val="OtherTok"/>
-        </w:rPr>
-        <w:t xml:space="preserve">&lt;-</w:t>
-      </w:r>
-      <w:r>
-        <w:rPr>
-          <w:rStyle w:val="NormalTok"/>
-        </w:rPr>
-        <w:t xml:space="preserve"> </w:t>
-      </w:r>
-      <w:r>
-        <w:rPr>
-          <w:rStyle w:val="FunctionTok"/>
-        </w:rPr>
-        <w:t xml:space="preserve">ifelse</w:t>
-      </w:r>
-      <w:r>
-        <w:rPr>
-          <w:rStyle w:val="NormalTok"/>
-        </w:rPr>
-        <w:t xml:space="preserve">(consult</w:t>
-      </w:r>
-      <w:r>
-        <w:rPr>
-          <w:rStyle w:val="SpecialCharTok"/>
-        </w:rPr>
-        <w:t xml:space="preserve">$</w:t>
-      </w:r>
-      <w:r>
-        <w:rPr>
-          <w:rStyle w:val="NormalTok"/>
-        </w:rPr>
-        <w:t xml:space="preserve">w </w:t>
-      </w:r>
-      <w:r>
-        <w:rPr>
-          <w:rStyle w:val="SpecialCharTok"/>
-        </w:rPr>
-        <w:t xml:space="preserve">&lt;</w:t>
-      </w:r>
-      <w:r>
-        <w:rPr>
-          <w:rStyle w:val="NormalTok"/>
-        </w:rPr>
-        <w:t xml:space="preserve"> </w:t>
-      </w:r>
-      <w:r>
-        <w:rPr>
-          <w:rStyle w:val="DecValTok"/>
-        </w:rPr>
-        <w:t xml:space="preserve">4</w:t>
-      </w:r>
-      <w:r>
-        <w:rPr>
-          <w:rStyle w:val="NormalTok"/>
-        </w:rPr>
-        <w:t xml:space="preserve">, </w:t>
-      </w:r>
-      <w:r>
-        <w:rPr>
-          <w:rStyle w:val="DecValTok"/>
-        </w:rPr>
-        <w:t xml:space="preserve">0</w:t>
-      </w:r>
-      <w:r>
-        <w:rPr>
-          <w:rStyle w:val="NormalTok"/>
-        </w:rPr>
-        <w:t xml:space="preserve">, </w:t>
-      </w:r>
-      <w:r>
-        <w:rPr>
-          <w:rStyle w:val="DecValTok"/>
-        </w:rPr>
-        <w:t xml:space="preserve">1</w:t>
-      </w:r>
-      <w:r>
-        <w:rPr>
-          <w:rStyle w:val="NormalTok"/>
-        </w:rPr>
-        <w:t xml:space="preserve">)</w:t>
-      </w:r>
-      <w:r>
-        <w:br/>
-      </w:r>
-      <w:r>
-        <w:br/>
-      </w:r>
-      <w:r>
-        <w:rPr>
-          <w:rStyle w:val="NormalTok"/>
-        </w:rPr>
-        <w:t xml:space="preserve">consult </w:t>
-      </w:r>
-      <w:r>
-        <w:rPr>
-          <w:rStyle w:val="OtherTok"/>
-        </w:rPr>
-        <w:t xml:space="preserve">&lt;-</w:t>
-      </w:r>
-      <w:r>
-        <w:rPr>
-          <w:rStyle w:val="NormalTok"/>
-        </w:rPr>
-        <w:t xml:space="preserve"> consult[consult</w:t>
-      </w:r>
-      <w:r>
-        <w:rPr>
-          <w:rStyle w:val="SpecialCharTok"/>
-        </w:rPr>
-        <w:t xml:space="preserve">$</w:t>
-      </w:r>
-      <w:r>
-        <w:rPr>
-          <w:rStyle w:val="NormalTok"/>
-        </w:rPr>
-        <w:t xml:space="preserve">w </w:t>
-      </w:r>
-      <w:r>
-        <w:rPr>
-          <w:rStyle w:val="SpecialCharTok"/>
-        </w:rPr>
-        <w:t xml:space="preserve">==</w:t>
-      </w:r>
-      <w:r>
-        <w:rPr>
-          <w:rStyle w:val="NormalTok"/>
-        </w:rPr>
-        <w:t xml:space="preserve"> </w:t>
-      </w:r>
-      <w:r>
-        <w:rPr>
-          <w:rStyle w:val="DecValTok"/>
-        </w:rPr>
-        <w:t xml:space="preserve">1</w:t>
-      </w:r>
-      <w:r>
-        <w:rPr>
-          <w:rStyle w:val="NormalTok"/>
-        </w:rPr>
-        <w:t xml:space="preserve">, ]</w:t>
-      </w:r>
-      <w:r>
-        <w:br/>
-      </w:r>
-      <w:r>
-        <w:br/>
-      </w:r>
-      <w:r>
-        <w:rPr>
-          <w:rStyle w:val="NormalTok"/>
-        </w:rPr>
-        <w:t xml:space="preserve">consult </w:t>
-      </w:r>
-      <w:r>
-        <w:rPr>
-          <w:rStyle w:val="OtherTok"/>
-        </w:rPr>
-        <w:t xml:space="preserve">&lt;-</w:t>
-      </w:r>
-      <w:r>
-        <w:rPr>
-          <w:rStyle w:val="NormalTok"/>
-        </w:rPr>
-        <w:t xml:space="preserve"> </w:t>
-      </w:r>
-      <w:r>
-        <w:rPr>
-          <w:rStyle w:val="FunctionTok"/>
-        </w:rPr>
-        <w:t xml:space="preserve">network</w:t>
-      </w:r>
-      <w:r>
-        <w:rPr>
-          <w:rStyle w:val="NormalTok"/>
-        </w:rPr>
-        <w:t xml:space="preserve">(consult[, </w:t>
-      </w:r>
-      <w:r>
-        <w:rPr>
-          <w:rStyle w:val="DecValTok"/>
-        </w:rPr>
-        <w:t xml:space="preserve">1</w:t>
-      </w:r>
-      <w:r>
-        <w:rPr>
-          <w:rStyle w:val="SpecialCharTok"/>
-        </w:rPr>
-        <w:t xml:space="preserve">:</w:t>
-      </w:r>
-      <w:r>
-        <w:rPr>
-          <w:rStyle w:val="DecValTok"/>
-        </w:rPr>
-        <w:t xml:space="preserve">2</w:t>
-      </w:r>
-      <w:r>
-        <w:rPr>
-          <w:rStyle w:val="NormalTok"/>
-        </w:rPr>
-        <w:t xml:space="preserve">], </w:t>
-      </w:r>
-      <w:r>
-        <w:rPr>
-          <w:rStyle w:val="AttributeTok"/>
-        </w:rPr>
-        <w:t xml:space="preserve">directed =</w:t>
-      </w:r>
-      <w:r>
-        <w:rPr>
-          <w:rStyle w:val="NormalTok"/>
-        </w:rPr>
-        <w:t xml:space="preserve"> </w:t>
-      </w:r>
-      <w:r>
-        <w:rPr>
-          <w:rStyle w:val="ConstantTok"/>
-        </w:rPr>
-        <w:t xml:space="preserve">TRUE</w:t>
-      </w:r>
-      <w:r>
-        <w:rPr>
-          <w:rStyle w:val="NormalTok"/>
-        </w:rPr>
-        <w:t xml:space="preserve">)</w:t>
-      </w:r>
-      <w:r>
-        <w:br/>
-      </w:r>
-      <w:r>
-        <w:br/>
-      </w:r>
-      <w:r>
-        <w:rPr>
-          <w:rStyle w:val="NormalTok"/>
-        </w:rPr>
-        <w:t xml:space="preserve">consult </w:t>
-      </w:r>
-      <w:r>
-        <w:rPr>
-          <w:rStyle w:val="SpecialCharTok"/>
-        </w:rPr>
-        <w:t xml:space="preserve">%v%</w:t>
-      </w:r>
-      <w:r>
-        <w:rPr>
-          <w:rStyle w:val="NormalTok"/>
-        </w:rPr>
-        <w:t xml:space="preserve"> </w:t>
-      </w:r>
-      <w:r>
-        <w:rPr>
-          <w:rStyle w:val="StringTok"/>
-        </w:rPr>
-        <w:t xml:space="preserve">"gender"</w:t>
-      </w:r>
-      <w:r>
-        <w:rPr>
-          <w:rStyle w:val="NormalTok"/>
-        </w:rPr>
-        <w:t xml:space="preserve"> </w:t>
-      </w:r>
-      <w:r>
-        <w:rPr>
-          <w:rStyle w:val="OtherTok"/>
-        </w:rPr>
-        <w:t xml:space="preserve">&lt;-</w:t>
-      </w:r>
-      <w:r>
-        <w:rPr>
-          <w:rStyle w:val="NormalTok"/>
-        </w:rPr>
-        <w:t xml:space="preserve"> Cross.Parker.Consulting.node.gender</w:t>
-      </w:r>
-      <w:r>
-        <w:br/>
-      </w:r>
-      <w:r>
-        <w:rPr>
-          <w:rStyle w:val="NormalTok"/>
-        </w:rPr>
-        <w:t xml:space="preserve">consult </w:t>
-      </w:r>
-      <w:r>
-        <w:rPr>
-          <w:rStyle w:val="SpecialCharTok"/>
-        </w:rPr>
-        <w:t xml:space="preserve">%v%</w:t>
-      </w:r>
-      <w:r>
-        <w:rPr>
-          <w:rStyle w:val="NormalTok"/>
-        </w:rPr>
-        <w:t xml:space="preserve"> </w:t>
-      </w:r>
-      <w:r>
-        <w:rPr>
-          <w:rStyle w:val="StringTok"/>
-        </w:rPr>
-        <w:t xml:space="preserve">"region"</w:t>
-      </w:r>
-      <w:r>
-        <w:rPr>
-          <w:rStyle w:val="NormalTok"/>
-        </w:rPr>
-        <w:t xml:space="preserve"> </w:t>
-      </w:r>
-      <w:r>
-        <w:rPr>
-          <w:rStyle w:val="OtherTok"/>
-        </w:rPr>
-        <w:t xml:space="preserve">&lt;-</w:t>
-      </w:r>
-      <w:r>
-        <w:rPr>
-          <w:rStyle w:val="NormalTok"/>
-        </w:rPr>
-        <w:t xml:space="preserve"> Cross.Parker.Consulting.node.region</w:t>
-      </w:r>
-      <w:r>
-        <w:br/>
-      </w:r>
-      <w:r>
-        <w:rPr>
-          <w:rStyle w:val="NormalTok"/>
-        </w:rPr>
-        <w:t xml:space="preserve">consult </w:t>
-      </w:r>
-      <w:r>
-        <w:rPr>
-          <w:rStyle w:val="SpecialCharTok"/>
-        </w:rPr>
-        <w:t xml:space="preserve">%v%</w:t>
-      </w:r>
-      <w:r>
-        <w:rPr>
-          <w:rStyle w:val="NormalTok"/>
-        </w:rPr>
-        <w:t xml:space="preserve"> </w:t>
-      </w:r>
-      <w:r>
-        <w:rPr>
-          <w:rStyle w:val="StringTok"/>
-        </w:rPr>
-        <w:t xml:space="preserve">"orglevel"</w:t>
-      </w:r>
-      <w:r>
-        <w:rPr>
-          <w:rStyle w:val="NormalTok"/>
-        </w:rPr>
-        <w:t xml:space="preserve"> </w:t>
-      </w:r>
-      <w:r>
-        <w:rPr>
-          <w:rStyle w:val="OtherTok"/>
-        </w:rPr>
-        <w:t xml:space="preserve">&lt;-</w:t>
-      </w:r>
-      <w:r>
-        <w:rPr>
-          <w:rStyle w:val="NormalTok"/>
-        </w:rPr>
         <w:t xml:space="preserve"> Cross.Parker.Consulting.node.orglevel</w:t>
-      </w:r>
-      <w:r>
-        <w:br/>
       </w:r>
       <w:r>
         <w:br/>
@@ -3188,48 +2828,43 @@
         <w:pStyle w:val="FirstParagraph"/>
       </w:pPr>
       <w:r>
-        <w:t xml:space="preserve">I wanted to examine whether individuals are more likely to consult colleagues who occupy the same organizational level. To test this, I estimated an ERGM using the reconstructed network of 46 employees, including density (</w:t>
-      </w:r>
-      <w:r>
-        <w:rPr>
-          <w:rStyle w:val="VerbatimChar"/>
-        </w:rPr>
-        <w:t xml:space="preserve">edges</w:t>
-      </w:r>
-      <w:r>
-        <w:t xml:space="preserve">), reciprocity (</w:t>
-      </w:r>
-      <w:r>
-        <w:rPr>
-          <w:rStyle w:val="VerbatimChar"/>
-        </w:rPr>
-        <w:t xml:space="preserve">mutual</w:t>
-      </w:r>
-      <w:r>
-        <w:t xml:space="preserve">), and organizational-level homophily (</w:t>
-      </w:r>
-      <w:r>
-        <w:rPr>
-          <w:rStyle w:val="VerbatimChar"/>
-        </w:rPr>
-        <w:t xml:space="preserve">nodematch</w:t>
-      </w:r>
-      <w:r>
-        <w:t xml:space="preserve">).</w:t>
-      </w:r>
-    </w:p>
-    <w:p>
-      <w:pPr>
-        <w:pStyle w:val="BodyText"/>
-      </w:pPr>
-      <w:r>
-        <w:t xml:space="preserve">I reconstructed the network to include all 46 employees, including the five individuals with no frequent consultation ties.</w:t>
+        <w:t xml:space="preserve">I wanted to examine whether individuals are more likely to consult colleagues who occupy the same organizational level. To test this, I estimated an ERGM using the reconstructed network of 46 employees, including density (edges), reciprocity (mutual), and organizational-level homophily (nodematch).</w:t>
       </w:r>
     </w:p>
     <w:p>
       <w:pPr>
         <w:pStyle w:val="SourceCode"/>
       </w:pPr>
+      <w:r>
+        <w:rPr>
+          <w:rStyle w:val="CommentTok"/>
+        </w:rPr>
+        <w:t xml:space="preserve">#| message: false</w:t>
+      </w:r>
+      <w:r>
+        <w:br/>
+      </w:r>
+      <w:r>
+        <w:rPr>
+          <w:rStyle w:val="CommentTok"/>
+        </w:rPr>
+        <w:t xml:space="preserve">#| warning: false</w:t>
+      </w:r>
+      <w:r>
+        <w:br/>
+      </w:r>
+      <w:r>
+        <w:rPr>
+          <w:rStyle w:val="CommentTok"/>
+        </w:rPr>
+        <w:t xml:space="preserve">#| results: hide</w:t>
+      </w:r>
+      <w:r>
+        <w:br/>
+      </w:r>
+      <w:r>
+        <w:br/>
+      </w:r>
       <w:r>
         <w:rPr>
           <w:rStyle w:val="FunctionTok"/>
